--- a/docs/ltap_construction_note.docx
+++ b/docs/ltap_construction_note.docx
@@ -2,7 +2,7 @@
 <file path=word/document.xml><?xml version="1.0" encoding="utf-8"?>
 <w:document xmlns:w="http://schemas.openxmlformats.org/wordprocessingml/2006/main" xmlns:m="http://schemas.openxmlformats.org/officeDocument/2006/math" xmlns:r="http://schemas.openxmlformats.org/officeDocument/2006/relationships" xmlns:o="urn:schemas-microsoft-com:office:office" xmlns:v="urn:schemas-microsoft-com:vml" xmlns:w10="urn:schemas-microsoft-com:office:word" xmlns:a="http://schemas.openxmlformats.org/drawingml/2006/main" xmlns:pic="http://schemas.openxmlformats.org/drawingml/2006/picture" xmlns:wp="http://schemas.openxmlformats.org/drawingml/2006/wordprocessingDrawing">
   <w:body>
-    <w:bookmarkStart w:id="16" w:name="X312a9b3568d5beca66f7404c940d3ba70a39fcb"/>
+    <w:bookmarkStart w:id="17" w:name="X312a9b3568d5beca66f7404c940d3ba70a39fcb"/>
     <w:p>
       <w:pPr>
         <w:pStyle w:val="Heading1"/>
@@ -1535,7 +1535,341 @@
       </w:r>
     </w:p>
     <w:bookmarkEnd w:id="14"/>
-    <w:bookmarkStart w:id="15" w:name="where-i-may-be-wrong"/>
+    <w:bookmarkStart w:id="15" w:name="b-result-added-2026-09-02-same-day"/>
+    <w:p>
+      <w:pPr>
+        <w:pStyle w:val="Heading2"/>
+      </w:pPr>
+      <w:r>
+        <w:t xml:space="preserve">5b Result (added 2026-09-02, same day)</w:t>
+      </w:r>
+    </w:p>
+    <w:p>
+      <w:pPr>
+        <w:pStyle w:val="FirstParagraph"/>
+      </w:pPr>
+      <w:r>
+        <w:rPr>
+          <w:i/>
+          <w:iCs/>
+        </w:rPr>
+        <w:t xml:space="preserve">Card B.3.v2 ran (</w:t>
+      </w:r>
+      <w:r>
+        <w:rPr>
+          <w:rStyle w:val="VerbatimChar"/>
+          <w:i/>
+          <w:iCs/>
+        </w:rPr>
+        <w:t xml:space="preserve">replication/czb/ltap_two_axis.py</w:t>
+      </w:r>
+      <w:r>
+        <w:rPr>
+          <w:i/>
+          <w:iCs/>
+        </w:rPr>
+        <w:t xml:space="preserve"> </w:t>
+      </w:r>
+      <w:r>
+        <w:rPr>
+          <w:i/>
+          <w:iCs/>
+        </w:rPr>
+        <w:t xml:space="preserve">→</w:t>
+      </w:r>
+      <w:r>
+        <w:rPr>
+          <w:i/>
+          <w:iCs/>
+        </w:rPr>
+        <w:t xml:space="preserve"> </w:t>
+      </w:r>
+      <w:r>
+        <w:rPr>
+          <w:rStyle w:val="VerbatimChar"/>
+          <w:i/>
+          <w:iCs/>
+        </w:rPr>
+        <w:t xml:space="preserve">out/ltap_two_axis.md</w:t>
+      </w:r>
+      <w:r>
+        <w:rPr>
+          <w:i/>
+          <w:iCs/>
+        </w:rPr>
+        <w:t xml:space="preserve">; loader</w:t>
+      </w:r>
+      <w:r>
+        <w:rPr>
+          <w:i/>
+          <w:iCs/>
+        </w:rPr>
+        <w:t xml:space="preserve"> </w:t>
+      </w:r>
+      <w:r>
+        <w:rPr>
+          <w:rStyle w:val="VerbatimChar"/>
+          <w:i/>
+          <w:iCs/>
+        </w:rPr>
+        <w:t xml:space="preserve">src/comfortzone/ltap.py</w:t>
+      </w:r>
+      <w:r>
+        <w:rPr>
+          <w:i/>
+          <w:iCs/>
+        </w:rPr>
+        <w:t xml:space="preserve">, 62 property checks in</w:t>
+      </w:r>
+      <w:r>
+        <w:rPr>
+          <w:i/>
+          <w:iCs/>
+        </w:rPr>
+        <w:t xml:space="preserve"> </w:t>
+      </w:r>
+      <w:r>
+        <w:rPr>
+          <w:rStyle w:val="VerbatimChar"/>
+          <w:i/>
+          <w:iCs/>
+        </w:rPr>
+        <w:t xml:space="preserve">tests/test_ltap.py</w:t>
+      </w:r>
+      <w:r>
+        <w:rPr>
+          <w:i/>
+          <w:iCs/>
+        </w:rPr>
+        <w:t xml:space="preserve">; query B3.Q1 resolved</w:t>
+      </w:r>
+      <w:r>
+        <w:rPr>
+          <w:i/>
+          <w:iCs/>
+        </w:rPr>
+        <w:t xml:space="preserve"> </w:t>
+      </w:r>
+      <w:r>
+        <w:rPr>
+          <w:i/>
+          <w:iCs/>
+        </w:rPr>
+        <w:t xml:space="preserve">by assumption at a 13.5 s decision moment). Held out over leave-one-PET-level-out folds on</w:t>
+      </w:r>
+      <w:r>
+        <w:rPr>
+          <w:i/>
+          <w:iCs/>
+        </w:rPr>
+        <w:t xml:space="preserve"> </w:t>
+      </w:r>
+      <w:r>
+        <w:rPr>
+          <w:i/>
+          <w:iCs/>
+        </w:rPr>
+        <w:t xml:space="preserve">the 18 cells: distance alone 0.056, arrival-time separation alone 0.112, the linear 2D rule</w:t>
+      </w:r>
+      <w:r>
+        <w:rPr>
+          <w:i/>
+          <w:iCs/>
+        </w:rPr>
+        <w:t xml:space="preserve"> </w:t>
+      </w:r>
+      <w:r>
+        <w:rPr>
+          <w:i/>
+          <w:iCs/>
+        </w:rPr>
+        <w:t xml:space="preserve">0.054 (weight 0.81–0.90 on distance in every fold), the quadratic form 0.063, the oncoming’s</w:t>
+      </w:r>
+      <w:r>
+        <w:rPr>
+          <w:i/>
+          <w:iCs/>
+        </w:rPr>
+        <w:t xml:space="preserve"> </w:t>
+      </w:r>
+      <w:r>
+        <w:rPr>
+          <w:i/>
+          <w:iCs/>
+        </w:rPr>
+        <w:t xml:space="preserve">looming rate 0.054; chance 0.288, sampling-noise floor 0.033. The pre-stated rule: neither</w:t>
+      </w:r>
+      <w:r>
+        <w:rPr>
+          <w:i/>
+          <w:iCs/>
+        </w:rPr>
+        <w:t xml:space="preserve"> </w:t>
+      </w:r>
+      <w:r>
+        <w:rPr>
+          <w:i/>
+          <w:iCs/>
+        </w:rPr>
+        <w:t xml:space="preserve">two-axis model beats distance alone by 0.01, so one axis suffices on the left turn, and that</w:t>
+      </w:r>
+      <w:r>
+        <w:rPr>
+          <w:i/>
+          <w:iCs/>
+        </w:rPr>
+        <w:t xml:space="preserve"> </w:t>
+      </w:r>
+      <w:r>
+        <w:rPr>
+          <w:i/>
+          <w:iCs/>
+        </w:rPr>
+        <w:t xml:space="preserve">axis is distance (or the oncoming’s looming rate, which at one speed per cell is a monotone</w:t>
+      </w:r>
+      <w:r>
+        <w:rPr>
+          <w:i/>
+          <w:iCs/>
+        </w:rPr>
+        <w:t xml:space="preserve"> </w:t>
+      </w:r>
+      <w:r>
+        <w:rPr>
+          <w:i/>
+          <w:iCs/>
+        </w:rPr>
+        <w:t xml:space="preserve">function of distance and scores the same). Time alone is far worse. Section 1’s</w:t>
+      </w:r>
+      <w:r>
+        <w:rPr>
+          <w:i/>
+          <w:iCs/>
+        </w:rPr>
+        <w:t xml:space="preserve"> </w:t>
+      </w:r>
+      <w:r>
+        <w:rPr>
+          <w:i/>
+          <w:iCs/>
+        </w:rPr>
+        <w:t xml:space="preserve">“speed</w:t>
+      </w:r>
+      <w:r>
+        <w:rPr>
+          <w:i/>
+          <w:iCs/>
+        </w:rPr>
+        <w:t xml:space="preserve"> </w:t>
+      </w:r>
+      <w:r>
+        <w:rPr>
+          <w:i/>
+          <w:iCs/>
+        </w:rPr>
+        <w:t xml:space="preserve">residual”</w:t>
+      </w:r>
+      <w:r>
+        <w:rPr>
+          <w:i/>
+          <w:iCs/>
+        </w:rPr>
+        <w:t xml:space="preserve"> </w:t>
+      </w:r>
+      <w:r>
+        <w:rPr>
+          <w:i/>
+          <w:iCs/>
+        </w:rPr>
+        <w:t xml:space="preserve">is real but small: the linear rule puts about 12% of its weight on arrival time,</w:t>
+      </w:r>
+      <w:r>
+        <w:rPr>
+          <w:i/>
+          <w:iCs/>
+        </w:rPr>
+        <w:t xml:space="preserve"> </w:t>
+      </w:r>
+      <w:r>
+        <w:rPr>
+          <w:i/>
+          <w:iCs/>
+        </w:rPr>
+        <w:t xml:space="preserve">not enough to earn the second axis by the rule. Section 1’s remark that looming would</w:t>
+      </w:r>
+      <w:r>
+        <w:rPr>
+          <w:i/>
+          <w:iCs/>
+        </w:rPr>
+        <w:t xml:space="preserve"> </w:t>
+      </w:r>
+      <w:r>
+        <w:rPr>
+          <w:i/>
+          <w:iCs/>
+        </w:rPr>
+        <w:t xml:space="preserve">predict the wrong sign was wrong and is withdrawn: at matched arrival time the faster</w:t>
+      </w:r>
+      <w:r>
+        <w:rPr>
+          <w:i/>
+          <w:iCs/>
+        </w:rPr>
+        <w:t xml:space="preserve"> </w:t>
+      </w:r>
+      <w:r>
+        <w:rPr>
+          <w:i/>
+          <w:iCs/>
+        </w:rPr>
+        <w:t xml:space="preserve">oncoming vehicle is farther and looms less, which is the observed direction; the test</w:t>
+      </w:r>
+      <w:r>
+        <w:rPr>
+          <w:i/>
+          <w:iCs/>
+        </w:rPr>
+        <w:t xml:space="preserve"> </w:t>
+      </w:r>
+      <w:r>
+        <w:rPr>
+          <w:i/>
+          <w:iCs/>
+        </w:rPr>
+        <w:t xml:space="preserve">settles it. One caveat: the 50-resample cell bootstrap in the report (reduced from the</w:t>
+      </w:r>
+      <w:r>
+        <w:rPr>
+          <w:i/>
+          <w:iCs/>
+        </w:rPr>
+        <w:t xml:space="preserve"> </w:t>
+      </w:r>
+      <w:r>
+        <w:rPr>
+          <w:i/>
+          <w:iCs/>
+        </w:rPr>
+        <w:t xml:space="preserve">pre-stated 200 after 2.7 CPU-hours without completing) is the uncertainty statement, and</w:t>
+      </w:r>
+      <w:r>
+        <w:rPr>
+          <w:i/>
+          <w:iCs/>
+        </w:rPr>
+        <w:t xml:space="preserve"> </w:t>
+      </w:r>
+      <w:r>
+        <w:rPr>
+          <w:i/>
+          <w:iCs/>
+        </w:rPr>
+        <w:t xml:space="preserve">with 18 cells it is coarse.</w:t>
+      </w:r>
+    </w:p>
+    <w:bookmarkEnd w:id="15"/>
+    <w:bookmarkStart w:id="16" w:name="where-i-may-be-wrong"/>
     <w:p>
       <w:pPr>
         <w:pStyle w:val="Heading2"/>
@@ -1646,8 +1980,8 @@
         <w:t xml:space="preserve">inference from the pipeline review, not a result on this scenario.</w:t>
       </w:r>
     </w:p>
-    <w:bookmarkEnd w:id="15"/>
     <w:bookmarkEnd w:id="16"/>
+    <w:bookmarkEnd w:id="17"/>
     <w:sectPr>
       <w:footnotePr>
         <w:numRestart w:val="eachSect"/>
